--- a/1_QdC/QdC_ShootingTrainer.docx
+++ b/1_QdC/QdC_ShootingTrainer.docx
@@ -1243,7 +1243,7 @@
               <w:rPr>
                 <w:rFonts w:cstheme="minorHAnsi"/>
               </w:rPr>
-              <w:t>xxx</w:t>
+              <w:t>112</w:t>
             </w:r>
             <w:r>
               <w:rPr>
@@ -1298,19 +1298,43 @@
               <w:spacing w:before="0" w:line="268" w:lineRule="exact"/>
             </w:pPr>
             <w:r>
-              <w:t>Analisi:</w:t>
-            </w:r>
-            <w:r>
-              <w:rPr>
-                <w:spacing w:val="-3"/>
-              </w:rPr>
-              <w:t xml:space="preserve"> </w:t>
-            </w:r>
-            <w:r>
-              <w:rPr>
-                <w:spacing w:val="-5"/>
-              </w:rPr>
-              <w:t>10%</w:t>
+              <w:t>Analisi: 15%</w:t>
+            </w:r>
+          </w:p>
+        </w:tc>
+      </w:tr>
+      <w:tr>
+        <w:trPr>
+          <w:trHeight w:val="450"/>
+        </w:trPr>
+        <w:tc>
+          <w:tcPr>
+            <w:tcW w:w="2050" w:type="dxa"/>
+            <w:vMerge/>
+          </w:tcPr>
+          <w:p>
+            <w:pPr>
+              <w:pStyle w:val="TableParagraph"/>
+              <w:spacing w:before="0" w:line="259" w:lineRule="auto"/>
+              <w:ind w:left="114" w:right="468"/>
+              <w:rPr>
+                <w:b/>
+              </w:rPr>
+            </w:pPr>
+          </w:p>
+        </w:tc>
+        <w:tc>
+          <w:tcPr>
+            <w:tcW w:w="7514" w:type="dxa"/>
+            <w:gridSpan w:val="2"/>
+          </w:tcPr>
+          <w:p>
+            <w:pPr>
+              <w:pStyle w:val="TableParagraph"/>
+              <w:spacing w:before="0" w:line="268" w:lineRule="exact"/>
+            </w:pPr>
+            <w:r>
+              <w:t>Progettazione: 25%</w:t>
             </w:r>
           </w:p>
         </w:tc>
@@ -1347,26 +1371,7 @@
               <w:spacing w:before="0" w:line="268" w:lineRule="exact"/>
             </w:pPr>
             <w:r>
-              <w:t>Implementazione</w:t>
-            </w:r>
-            <w:r>
-              <w:rPr>
-                <w:color w:val="535353"/>
-              </w:rPr>
-              <w:t>:</w:t>
-            </w:r>
-            <w:r>
-              <w:rPr>
-                <w:color w:val="535353"/>
-                <w:spacing w:val="-8"/>
-              </w:rPr>
-              <w:t xml:space="preserve"> </w:t>
-            </w:r>
-            <w:r>
-              <w:rPr>
-                <w:spacing w:val="-5"/>
-              </w:rPr>
-              <w:t>25%</w:t>
+              <w:t>Implementazione: 35%</w:t>
             </w:r>
           </w:p>
         </w:tc>
@@ -1403,19 +1408,7 @@
               <w:spacing w:before="0" w:line="268" w:lineRule="exact"/>
             </w:pPr>
             <w:r>
-              <w:t>Test:</w:t>
-            </w:r>
-            <w:r>
-              <w:rPr>
-                <w:spacing w:val="-3"/>
-              </w:rPr>
-              <w:t xml:space="preserve"> </w:t>
-            </w:r>
-            <w:r>
-              <w:rPr>
-                <w:spacing w:val="-5"/>
-              </w:rPr>
-              <w:t>35%</w:t>
+              <w:t>Test: 10%</w:t>
             </w:r>
           </w:p>
         </w:tc>
@@ -1452,19 +1445,7 @@
               <w:spacing w:before="0" w:line="268" w:lineRule="exact"/>
             </w:pPr>
             <w:r>
-              <w:t>Documentazione:</w:t>
-            </w:r>
-            <w:r>
-              <w:rPr>
-                <w:spacing w:val="-8"/>
-              </w:rPr>
-              <w:t xml:space="preserve"> </w:t>
-            </w:r>
-            <w:r>
-              <w:rPr>
-                <w:spacing w:val="-5"/>
-              </w:rPr>
-              <w:t>30%</w:t>
+              <w:t>Documentazione: 15%</w:t>
             </w:r>
           </w:p>
         </w:tc>
@@ -2562,7 +2543,6 @@
         <w:spacing w:after="120"/>
         <w:ind w:left="242"/>
       </w:pPr>
-      <w:proofErr w:type="spellStart"/>
       <w:r>
         <w:rPr>
           <w:b/>
@@ -2581,7 +2561,6 @@
         </w:rPr>
         <w:t>Trainer</w:t>
       </w:r>
-      <w:proofErr w:type="spellEnd"/>
     </w:p>
     <w:p>
       <w:pPr>
@@ -2818,21 +2797,7 @@
         <w:rPr>
           <w:lang w:val="it-CH"/>
         </w:rPr>
-        <w:t xml:space="preserve">.NET SDK 8.0 — </w:t>
-      </w:r>
-      <w:proofErr w:type="spellStart"/>
-      <w:r>
-        <w:rPr>
-          <w:lang w:val="it-CH"/>
-        </w:rPr>
-        <w:t>runtime</w:t>
-      </w:r>
-      <w:proofErr w:type="spellEnd"/>
-      <w:r>
-        <w:rPr>
-          <w:lang w:val="it-CH"/>
-        </w:rPr>
-        <w:t xml:space="preserve"> C# richiesto dalla versione .NET di Godot</w:t>
+        <w:t>.NET SDK 8.0 — runtime C# richiesto dalla versione .NET di Godot</w:t>
       </w:r>
     </w:p>
     <w:p>
@@ -3093,15 +3058,7 @@
         </w:rPr>
       </w:pPr>
       <w:r>
-        <w:t xml:space="preserve">Utilizzo base di </w:t>
-      </w:r>
-      <w:proofErr w:type="spellStart"/>
-      <w:r>
-        <w:t>Git</w:t>
-      </w:r>
-      <w:proofErr w:type="spellEnd"/>
-      <w:r>
-        <w:t xml:space="preserve"> </w:t>
+        <w:t xml:space="preserve">Utilizzo base di Git </w:t>
       </w:r>
     </w:p>
     <w:p>
@@ -3462,320 +3419,6 @@
     </w:p>
     <w:p>
       <w:pPr>
-        <w:pStyle w:val="NormaleWeb"/>
-        <w:numPr>
-          <w:ilvl w:val="0"/>
-          <w:numId w:val="3"/>
-        </w:numPr>
-        <w:spacing w:after="0"/>
-        <w:ind w:left="454" w:firstLine="0"/>
-        <w:rPr>
-          <w:rFonts w:asciiTheme="minorHAnsi" w:hAnsiTheme="minorHAnsi" w:cstheme="minorHAnsi"/>
-          <w:sz w:val="22"/>
-          <w:szCs w:val="22"/>
-          <w:lang w:val="it-IT"/>
-        </w:rPr>
-      </w:pPr>
-      <w:r>
-        <w:rPr>
-          <w:rFonts w:asciiTheme="minorHAnsi" w:hAnsiTheme="minorHAnsi" w:cstheme="minorHAnsi"/>
-          <w:sz w:val="22"/>
-          <w:szCs w:val="22"/>
-          <w:lang w:val="it-IT"/>
-        </w:rPr>
-        <w:t>L’allievo è responsabile della consegna al docente e al responsabile progetti:</w:t>
-      </w:r>
-      <w:r>
-        <w:rPr>
-          <w:rFonts w:asciiTheme="minorHAnsi" w:hAnsiTheme="minorHAnsi" w:cstheme="minorHAnsi"/>
-          <w:sz w:val="22"/>
-          <w:szCs w:val="22"/>
-          <w:lang w:val="it-IT"/>
-        </w:rPr>
-        <w:br/>
-      </w:r>
-    </w:p>
-    <w:p>
-      <w:pPr>
-        <w:pStyle w:val="NormaleWeb"/>
-        <w:numPr>
-          <w:ilvl w:val="0"/>
-          <w:numId w:val="3"/>
-        </w:numPr>
-        <w:spacing w:after="0"/>
-        <w:ind w:left="454" w:firstLine="0"/>
-        <w:rPr>
-          <w:rFonts w:asciiTheme="minorHAnsi" w:hAnsiTheme="minorHAnsi" w:cstheme="minorHAnsi"/>
-          <w:sz w:val="22"/>
-          <w:szCs w:val="22"/>
-          <w:lang w:val="it-IT"/>
-        </w:rPr>
-      </w:pPr>
-      <w:r>
-        <w:rPr>
-          <w:rFonts w:asciiTheme="minorHAnsi" w:hAnsiTheme="minorHAnsi" w:cstheme="minorHAnsi"/>
-          <w:sz w:val="22"/>
-          <w:szCs w:val="22"/>
-          <w:lang w:val="it-IT"/>
-        </w:rPr>
-        <w:t xml:space="preserve">Una pianificazione iniziale </w:t>
-      </w:r>
-      <w:r>
-        <w:rPr>
-          <w:rFonts w:asciiTheme="minorHAnsi" w:hAnsiTheme="minorHAnsi" w:cstheme="minorHAnsi"/>
-          <w:sz w:val="22"/>
-          <w:szCs w:val="22"/>
-          <w:lang w:val="it-IT"/>
-        </w:rPr>
-        <w:t>(</w:t>
-      </w:r>
-      <w:r>
-        <w:rPr>
-          <w:rFonts w:asciiTheme="minorHAnsi" w:hAnsiTheme="minorHAnsi" w:cstheme="minorHAnsi"/>
-          <w:sz w:val="22"/>
-          <w:szCs w:val="22"/>
-          <w:lang w:val="it-IT"/>
-        </w:rPr>
-        <w:t>entro le due prime settimane</w:t>
-      </w:r>
-      <w:r>
-        <w:rPr>
-          <w:rFonts w:asciiTheme="minorHAnsi" w:hAnsiTheme="minorHAnsi" w:cstheme="minorHAnsi"/>
-          <w:sz w:val="22"/>
-          <w:szCs w:val="22"/>
-          <w:lang w:val="it-IT"/>
-        </w:rPr>
-        <w:t>)</w:t>
-      </w:r>
-      <w:r>
-        <w:rPr>
-          <w:rFonts w:asciiTheme="minorHAnsi" w:hAnsiTheme="minorHAnsi" w:cstheme="minorHAnsi"/>
-          <w:sz w:val="22"/>
-          <w:szCs w:val="22"/>
-          <w:lang w:val="it-IT"/>
-        </w:rPr>
-        <w:t xml:space="preserve"> che comprende un approfondimento del progetto con p.es. domande al formatore, analisi di nuovi sistemi / linguaggi, …</w:t>
-      </w:r>
-    </w:p>
-    <w:p>
-      <w:pPr>
-        <w:pStyle w:val="western"/>
-        <w:numPr>
-          <w:ilvl w:val="1"/>
-          <w:numId w:val="3"/>
-        </w:numPr>
-        <w:spacing w:after="0"/>
-        <w:rPr>
-          <w:rFonts w:ascii="Calibri" w:eastAsia="Calibri" w:hAnsi="Calibri" w:cs="Calibri"/>
-          <w:lang w:val="it-IT" w:eastAsia="en-US"/>
-        </w:rPr>
-      </w:pPr>
-      <w:r>
-        <w:rPr>
-          <w:rFonts w:ascii="Calibri" w:eastAsia="Calibri" w:hAnsi="Calibri" w:cs="Calibri"/>
-          <w:lang w:val="it-IT" w:eastAsia="en-US"/>
-        </w:rPr>
-        <w:t>Obiettivo degli approfondimenti</w:t>
-      </w:r>
-    </w:p>
-    <w:p>
-      <w:pPr>
-        <w:pStyle w:val="western"/>
-        <w:numPr>
-          <w:ilvl w:val="2"/>
-          <w:numId w:val="3"/>
-        </w:numPr>
-        <w:spacing w:after="0"/>
-        <w:rPr>
-          <w:rFonts w:ascii="Calibri" w:eastAsia="Calibri" w:hAnsi="Calibri" w:cs="Calibri"/>
-          <w:lang w:val="it-IT" w:eastAsia="en-US"/>
-        </w:rPr>
-      </w:pPr>
-      <w:r>
-        <w:rPr>
-          <w:rFonts w:ascii="Calibri" w:eastAsia="Calibri" w:hAnsi="Calibri" w:cs="Calibri"/>
-          <w:lang w:val="it-IT" w:eastAsia="en-US"/>
-        </w:rPr>
-        <w:t xml:space="preserve">Migliorare la stima per le differenti attività da inserire nel diagramma di </w:t>
-      </w:r>
-      <w:proofErr w:type="spellStart"/>
-      <w:r>
-        <w:rPr>
-          <w:rFonts w:ascii="Calibri" w:eastAsia="Calibri" w:hAnsi="Calibri" w:cs="Calibri"/>
-          <w:lang w:val="it-IT" w:eastAsia="en-US"/>
-        </w:rPr>
-        <w:t>Gantt</w:t>
-      </w:r>
-      <w:proofErr w:type="spellEnd"/>
-      <w:r>
-        <w:rPr>
-          <w:rFonts w:ascii="Calibri" w:eastAsia="Calibri" w:hAnsi="Calibri" w:cs="Calibri"/>
-          <w:lang w:val="it-IT" w:eastAsia="en-US"/>
-        </w:rPr>
-        <w:t xml:space="preserve"> preventivo</w:t>
-      </w:r>
-    </w:p>
-    <w:p>
-      <w:pPr>
-        <w:pStyle w:val="Paragrafoelenco"/>
-        <w:numPr>
-          <w:ilvl w:val="1"/>
-          <w:numId w:val="2"/>
-        </w:numPr>
-        <w:tabs>
-          <w:tab w:val="left" w:pos="793"/>
-          <w:tab w:val="left" w:pos="794"/>
-        </w:tabs>
-        <w:ind w:left="793" w:hanging="361"/>
-      </w:pPr>
-      <w:r>
-        <w:t>Una</w:t>
-      </w:r>
-      <w:r>
-        <w:rPr>
-          <w:spacing w:val="-4"/>
-        </w:rPr>
-        <w:t xml:space="preserve"> </w:t>
-      </w:r>
-      <w:r>
-        <w:t>documentazione</w:t>
-      </w:r>
-      <w:r>
-        <w:rPr>
-          <w:spacing w:val="-2"/>
-        </w:rPr>
-        <w:t xml:space="preserve"> </w:t>
-      </w:r>
-      <w:r>
-        <w:t>del</w:t>
-      </w:r>
-      <w:r>
-        <w:rPr>
-          <w:spacing w:val="-4"/>
-        </w:rPr>
-        <w:t xml:space="preserve"> </w:t>
-      </w:r>
-      <w:r>
-        <w:rPr>
-          <w:spacing w:val="-2"/>
-        </w:rPr>
-        <w:t>progetto</w:t>
-      </w:r>
-    </w:p>
-    <w:p>
-      <w:pPr>
-        <w:pStyle w:val="Paragrafoelenco"/>
-        <w:numPr>
-          <w:ilvl w:val="1"/>
-          <w:numId w:val="2"/>
-        </w:numPr>
-        <w:tabs>
-          <w:tab w:val="left" w:pos="793"/>
-          <w:tab w:val="left" w:pos="794"/>
-        </w:tabs>
-        <w:ind w:left="793" w:hanging="361"/>
-      </w:pPr>
-      <w:r>
-        <w:t>Un</w:t>
-      </w:r>
-      <w:r>
-        <w:rPr>
-          <w:spacing w:val="-4"/>
-        </w:rPr>
-        <w:t xml:space="preserve"> </w:t>
-      </w:r>
-      <w:r>
-        <w:t>diario</w:t>
-      </w:r>
-      <w:r>
-        <w:rPr>
-          <w:spacing w:val="-1"/>
-        </w:rPr>
-        <w:t xml:space="preserve"> </w:t>
-      </w:r>
-      <w:r>
-        <w:t>di</w:t>
-      </w:r>
-      <w:r>
-        <w:rPr>
-          <w:spacing w:val="-2"/>
-        </w:rPr>
-        <w:t xml:space="preserve"> </w:t>
-      </w:r>
-      <w:r>
-        <w:t>lavoro</w:t>
-      </w:r>
-    </w:p>
-    <w:p>
-      <w:pPr>
-        <w:pStyle w:val="western"/>
-        <w:numPr>
-          <w:ilvl w:val="1"/>
-          <w:numId w:val="3"/>
-        </w:numPr>
-        <w:spacing w:before="0" w:beforeAutospacing="0" w:after="0"/>
-        <w:rPr>
-          <w:rFonts w:ascii="Calibri" w:eastAsia="Calibri" w:hAnsi="Calibri" w:cs="Calibri"/>
-          <w:lang w:val="it-IT" w:eastAsia="en-US"/>
-        </w:rPr>
-      </w:pPr>
-      <w:r>
-        <w:rPr>
-          <w:rFonts w:ascii="Calibri" w:eastAsia="Calibri" w:hAnsi="Calibri" w:cs="Calibri"/>
-          <w:lang w:val="it-IT" w:eastAsia="en-US"/>
-        </w:rPr>
-        <w:t>Entro l</w:t>
-      </w:r>
-      <w:r>
-        <w:rPr>
-          <w:rFonts w:ascii="Calibri" w:eastAsia="Calibri" w:hAnsi="Calibri" w:cs="Calibri"/>
-          <w:lang w:val="it-IT" w:eastAsia="en-US"/>
-        </w:rPr>
-        <w:t>a fine della lezione</w:t>
-      </w:r>
-    </w:p>
-    <w:p>
-      <w:pPr>
-        <w:pStyle w:val="western"/>
-        <w:spacing w:before="0" w:beforeAutospacing="0" w:after="0"/>
-        <w:rPr>
-          <w:rFonts w:ascii="Calibri" w:eastAsia="Calibri" w:hAnsi="Calibri" w:cs="Calibri"/>
-          <w:lang w:val="it-IT" w:eastAsia="en-US"/>
-        </w:rPr>
-      </w:pPr>
-    </w:p>
-    <w:p>
-      <w:pPr>
-        <w:pStyle w:val="Paragrafoelenco"/>
-        <w:numPr>
-          <w:ilvl w:val="1"/>
-          <w:numId w:val="2"/>
-        </w:numPr>
-        <w:tabs>
-          <w:tab w:val="left" w:pos="793"/>
-          <w:tab w:val="left" w:pos="794"/>
-        </w:tabs>
-        <w:spacing w:before="1"/>
-        <w:ind w:left="793" w:hanging="361"/>
-      </w:pPr>
-      <w:r>
-        <w:t>Implementazione</w:t>
-      </w:r>
-      <w:r>
-        <w:rPr>
-          <w:spacing w:val="-7"/>
-        </w:rPr>
-        <w:t xml:space="preserve"> </w:t>
-      </w:r>
-      <w:r>
-        <w:rPr>
-          <w:spacing w:val="-2"/>
-        </w:rPr>
-        <w:t>dell’applicativo</w:t>
-      </w:r>
-    </w:p>
-    <w:p>
-      <w:pPr>
         <w:pStyle w:val="Corpotesto"/>
         <w:spacing w:before="9"/>
         <w:rPr>
@@ -3928,406 +3571,6 @@
         <w:rPr>
           <w:rFonts w:ascii="Calibri Light"/>
           <w:sz w:val="18"/>
-        </w:rPr>
-      </w:pPr>
-    </w:p>
-    <w:p>
-      <w:pPr>
-        <w:pStyle w:val="Corpotesto"/>
-        <w:spacing w:before="56"/>
-        <w:ind w:left="243"/>
-      </w:pPr>
-      <w:r>
-        <w:t>La</w:t>
-      </w:r>
-      <w:r>
-        <w:rPr>
-          <w:spacing w:val="68"/>
-        </w:rPr>
-        <w:t xml:space="preserve"> </w:t>
-      </w:r>
-      <w:r>
-        <w:t>griglia</w:t>
-      </w:r>
-      <w:r>
-        <w:rPr>
-          <w:spacing w:val="68"/>
-        </w:rPr>
-        <w:t xml:space="preserve"> </w:t>
-      </w:r>
-      <w:r>
-        <w:t>di</w:t>
-      </w:r>
-      <w:r>
-        <w:rPr>
-          <w:spacing w:val="68"/>
-        </w:rPr>
-        <w:t xml:space="preserve"> </w:t>
-      </w:r>
-      <w:r>
-        <w:t>valutazione</w:t>
-      </w:r>
-      <w:r>
-        <w:rPr>
-          <w:spacing w:val="66"/>
-        </w:rPr>
-        <w:t xml:space="preserve"> </w:t>
-      </w:r>
-      <w:r>
-        <w:t>definisce</w:t>
-      </w:r>
-      <w:r>
-        <w:rPr>
-          <w:spacing w:val="68"/>
-        </w:rPr>
-        <w:t xml:space="preserve"> </w:t>
-      </w:r>
-      <w:r>
-        <w:t>i</w:t>
-      </w:r>
-      <w:r>
-        <w:rPr>
-          <w:spacing w:val="68"/>
-        </w:rPr>
-        <w:t xml:space="preserve"> </w:t>
-      </w:r>
-      <w:r>
-        <w:t>criteri</w:t>
-      </w:r>
-      <w:r>
-        <w:rPr>
-          <w:spacing w:val="68"/>
-        </w:rPr>
-        <w:t xml:space="preserve"> </w:t>
-      </w:r>
-      <w:r>
-        <w:t>generali</w:t>
-      </w:r>
-      <w:r>
-        <w:rPr>
-          <w:spacing w:val="68"/>
-        </w:rPr>
-        <w:t xml:space="preserve"> </w:t>
-      </w:r>
-      <w:r>
-        <w:t>secondo</w:t>
-      </w:r>
-      <w:r>
-        <w:rPr>
-          <w:spacing w:val="69"/>
-        </w:rPr>
-        <w:t xml:space="preserve"> </w:t>
-      </w:r>
-      <w:r>
-        <w:t>cui</w:t>
-      </w:r>
-      <w:r>
-        <w:rPr>
-          <w:spacing w:val="67"/>
-        </w:rPr>
-        <w:t xml:space="preserve"> </w:t>
-      </w:r>
-      <w:r>
-        <w:t>il</w:t>
-      </w:r>
-      <w:r>
-        <w:rPr>
-          <w:spacing w:val="67"/>
-        </w:rPr>
-        <w:t xml:space="preserve"> </w:t>
-      </w:r>
-      <w:r>
-        <w:t>lavoro</w:t>
-      </w:r>
-      <w:r>
-        <w:rPr>
-          <w:spacing w:val="72"/>
-        </w:rPr>
-        <w:t xml:space="preserve"> </w:t>
-      </w:r>
-      <w:r>
-        <w:t>dell’allievo</w:t>
-      </w:r>
-      <w:r>
-        <w:rPr>
-          <w:spacing w:val="69"/>
-        </w:rPr>
-        <w:t xml:space="preserve"> </w:t>
-      </w:r>
-      <w:r>
-        <w:t>sarà</w:t>
-      </w:r>
-      <w:r>
-        <w:rPr>
-          <w:spacing w:val="65"/>
-        </w:rPr>
-        <w:t xml:space="preserve"> </w:t>
-      </w:r>
-      <w:r>
-        <w:t>valutato (documentazione, diario, rispetto degli standard, della qualità, ...).</w:t>
-      </w:r>
-    </w:p>
-    <w:p>
-      <w:pPr>
-        <w:pStyle w:val="Corpotesto"/>
-        <w:spacing w:before="123"/>
-        <w:ind w:left="243"/>
-      </w:pPr>
-      <w:r>
-        <w:t>Inoltre,</w:t>
-      </w:r>
-      <w:r>
-        <w:rPr>
-          <w:spacing w:val="-5"/>
-        </w:rPr>
-        <w:t xml:space="preserve"> </w:t>
-      </w:r>
-      <w:r>
-        <w:t>il</w:t>
-      </w:r>
-      <w:r>
-        <w:rPr>
-          <w:spacing w:val="-6"/>
-        </w:rPr>
-        <w:t xml:space="preserve"> </w:t>
-      </w:r>
-      <w:r>
-        <w:t>lavoro</w:t>
-      </w:r>
-      <w:r>
-        <w:rPr>
-          <w:spacing w:val="-1"/>
-        </w:rPr>
-        <w:t xml:space="preserve"> </w:t>
-      </w:r>
-      <w:r>
-        <w:t>sarà</w:t>
-      </w:r>
-      <w:r>
-        <w:rPr>
-          <w:spacing w:val="-6"/>
-        </w:rPr>
-        <w:t xml:space="preserve"> </w:t>
-      </w:r>
-      <w:r>
-        <w:t>valutato</w:t>
-      </w:r>
-      <w:r>
-        <w:rPr>
-          <w:spacing w:val="-1"/>
-        </w:rPr>
-        <w:t xml:space="preserve"> </w:t>
-      </w:r>
-      <w:r>
-        <w:t>sui</w:t>
-      </w:r>
-      <w:r>
-        <w:rPr>
-          <w:spacing w:val="-6"/>
-        </w:rPr>
-        <w:t xml:space="preserve"> </w:t>
-      </w:r>
-      <w:r>
-        <w:t>seguenti</w:t>
-      </w:r>
-      <w:r>
-        <w:rPr>
-          <w:spacing w:val="-4"/>
-        </w:rPr>
-        <w:t xml:space="preserve"> </w:t>
-      </w:r>
-      <w:r>
-        <w:t>7</w:t>
-      </w:r>
-      <w:r>
-        <w:rPr>
-          <w:spacing w:val="-3"/>
-        </w:rPr>
-        <w:t xml:space="preserve"> </w:t>
-      </w:r>
-      <w:r>
-        <w:t>punti</w:t>
-      </w:r>
-      <w:r>
-        <w:rPr>
-          <w:spacing w:val="-2"/>
-        </w:rPr>
-        <w:t xml:space="preserve"> </w:t>
-      </w:r>
-      <w:r>
-        <w:t>specifici</w:t>
-      </w:r>
-      <w:r>
-        <w:rPr>
-          <w:spacing w:val="-3"/>
-        </w:rPr>
-        <w:t xml:space="preserve"> </w:t>
-      </w:r>
-      <w:r>
-        <w:t>(punti</w:t>
-      </w:r>
-      <w:r>
-        <w:rPr>
-          <w:spacing w:val="-3"/>
-        </w:rPr>
-        <w:t xml:space="preserve"> </w:t>
-      </w:r>
-      <w:r>
-        <w:t>da</w:t>
-      </w:r>
-      <w:r>
-        <w:rPr>
-          <w:spacing w:val="-2"/>
-        </w:rPr>
-        <w:t xml:space="preserve"> </w:t>
-      </w:r>
-      <w:r>
-        <w:t>A14</w:t>
-      </w:r>
-      <w:r>
-        <w:rPr>
-          <w:spacing w:val="-3"/>
-        </w:rPr>
-        <w:t xml:space="preserve"> </w:t>
-      </w:r>
-      <w:r>
-        <w:t>a</w:t>
-      </w:r>
-      <w:r>
-        <w:rPr>
-          <w:spacing w:val="-3"/>
-        </w:rPr>
-        <w:t xml:space="preserve"> </w:t>
-      </w:r>
-      <w:r>
-        <w:rPr>
-          <w:spacing w:val="-2"/>
-        </w:rPr>
-        <w:t>A20):</w:t>
-      </w:r>
-      <w:r>
-        <w:rPr>
-          <w:spacing w:val="-2"/>
-        </w:rPr>
-        <w:br/>
-      </w:r>
-    </w:p>
-    <w:p>
-      <w:pPr>
-        <w:pStyle w:val="western"/>
-        <w:numPr>
-          <w:ilvl w:val="0"/>
-          <w:numId w:val="4"/>
-        </w:numPr>
-        <w:spacing w:before="0" w:beforeAutospacing="0" w:after="0"/>
-        <w:ind w:left="567"/>
-        <w:rPr>
-          <w:rFonts w:asciiTheme="minorHAnsi" w:hAnsiTheme="minorHAnsi" w:cstheme="minorHAnsi"/>
-          <w:i/>
-          <w:iCs/>
-          <w:lang w:val="it-IT"/>
-        </w:rPr>
-      </w:pPr>
-    </w:p>
-    <w:p>
-      <w:pPr>
-        <w:pStyle w:val="western"/>
-        <w:numPr>
-          <w:ilvl w:val="0"/>
-          <w:numId w:val="4"/>
-        </w:numPr>
-        <w:spacing w:before="0" w:beforeAutospacing="0" w:after="0"/>
-        <w:ind w:left="567"/>
-        <w:rPr>
-          <w:rFonts w:asciiTheme="minorHAnsi" w:hAnsiTheme="minorHAnsi" w:cstheme="minorHAnsi"/>
-          <w:i/>
-          <w:iCs/>
-          <w:lang w:val="it-IT"/>
-        </w:rPr>
-      </w:pPr>
-    </w:p>
-    <w:p>
-      <w:pPr>
-        <w:pStyle w:val="western"/>
-        <w:numPr>
-          <w:ilvl w:val="0"/>
-          <w:numId w:val="4"/>
-        </w:numPr>
-        <w:spacing w:before="0" w:beforeAutospacing="0" w:after="0"/>
-        <w:ind w:left="567"/>
-        <w:rPr>
-          <w:rFonts w:asciiTheme="minorHAnsi" w:hAnsiTheme="minorHAnsi" w:cstheme="minorHAnsi"/>
-          <w:i/>
-          <w:iCs/>
-          <w:lang w:val="it-IT"/>
-        </w:rPr>
-      </w:pPr>
-    </w:p>
-    <w:p>
-      <w:pPr>
-        <w:pStyle w:val="western"/>
-        <w:numPr>
-          <w:ilvl w:val="0"/>
-          <w:numId w:val="4"/>
-        </w:numPr>
-        <w:spacing w:before="0" w:beforeAutospacing="0" w:after="0"/>
-        <w:ind w:left="567"/>
-        <w:rPr>
-          <w:rFonts w:asciiTheme="minorHAnsi" w:hAnsiTheme="minorHAnsi" w:cstheme="minorHAnsi"/>
-          <w:i/>
-          <w:iCs/>
-          <w:lang w:val="it-IT"/>
-        </w:rPr>
-      </w:pPr>
-    </w:p>
-    <w:p>
-      <w:pPr>
-        <w:pStyle w:val="western"/>
-        <w:numPr>
-          <w:ilvl w:val="0"/>
-          <w:numId w:val="4"/>
-        </w:numPr>
-        <w:spacing w:before="0" w:beforeAutospacing="0" w:after="0"/>
-        <w:ind w:left="567"/>
-        <w:rPr>
-          <w:rFonts w:asciiTheme="minorHAnsi" w:hAnsiTheme="minorHAnsi" w:cstheme="minorHAnsi"/>
-          <w:i/>
-          <w:iCs/>
-          <w:lang w:val="it-IT"/>
-        </w:rPr>
-      </w:pPr>
-    </w:p>
-    <w:p>
-      <w:pPr>
-        <w:pStyle w:val="western"/>
-        <w:numPr>
-          <w:ilvl w:val="0"/>
-          <w:numId w:val="4"/>
-        </w:numPr>
-        <w:spacing w:before="0" w:beforeAutospacing="0" w:after="0"/>
-        <w:ind w:left="567"/>
-        <w:rPr>
-          <w:rFonts w:asciiTheme="minorHAnsi" w:hAnsiTheme="minorHAnsi" w:cstheme="minorHAnsi"/>
-          <w:i/>
-          <w:iCs/>
-          <w:lang w:val="it-IT"/>
-        </w:rPr>
-      </w:pPr>
-    </w:p>
-    <w:p>
-      <w:pPr>
-        <w:pStyle w:val="western"/>
-        <w:numPr>
-          <w:ilvl w:val="0"/>
-          <w:numId w:val="4"/>
-        </w:numPr>
-        <w:spacing w:before="0" w:beforeAutospacing="0" w:after="0"/>
-        <w:ind w:left="567"/>
-        <w:rPr>
-          <w:rFonts w:asciiTheme="minorHAnsi" w:hAnsiTheme="minorHAnsi" w:cstheme="minorHAnsi"/>
-          <w:i/>
-          <w:iCs/>
-          <w:lang w:val="it-IT"/>
         </w:rPr>
       </w:pPr>
     </w:p>
@@ -4558,28 +3801,7 @@
               <w:rPr>
                 <w:sz w:val="16"/>
               </w:rPr>
-              <w:t>Canobbio,</w:t>
-            </w:r>
-            <w:r>
-              <w:rPr>
-                <w:spacing w:val="-6"/>
-                <w:sz w:val="16"/>
-              </w:rPr>
-              <w:t xml:space="preserve"> </w:t>
-            </w:r>
-            <w:r>
-              <w:rPr>
-                <w:spacing w:val="-2"/>
-                <w:sz w:val="16"/>
-              </w:rPr>
-              <w:t>30.08.202</w:t>
-            </w:r>
-            <w:r>
-              <w:rPr>
-                <w:spacing w:val="-2"/>
-                <w:sz w:val="16"/>
-              </w:rPr>
-              <w:t>3</w:t>
+              <w:t>Canobbio, 11.09.2026</w:t>
             </w:r>
           </w:p>
         </w:tc>
@@ -4600,28 +3822,7 @@
               <w:rPr>
                 <w:sz w:val="16"/>
               </w:rPr>
-              <w:t>Canobbio,</w:t>
-            </w:r>
-            <w:r>
-              <w:rPr>
-                <w:spacing w:val="-5"/>
-                <w:sz w:val="16"/>
-              </w:rPr>
-              <w:t xml:space="preserve"> </w:t>
-            </w:r>
-            <w:r>
-              <w:rPr>
-                <w:spacing w:val="-2"/>
-                <w:sz w:val="16"/>
-              </w:rPr>
-              <w:t>30.08.202</w:t>
-            </w:r>
-            <w:r>
-              <w:rPr>
-                <w:spacing w:val="-2"/>
-                <w:sz w:val="16"/>
-              </w:rPr>
-              <w:t>3</w:t>
+              <w:t>Canobbio, 11.09.2026</w:t>
             </w:r>
           </w:p>
         </w:tc>
